--- a/Lab6/Lab 6 Report.docx
+++ b/Lab6/Lab 6 Report.docx
@@ -22,7 +22,7 @@
           <w:szCs w:val="28"/>
         </w:rPr>
         <w:drawing>
-          <wp:inline distT="0" distB="0" distL="0" distR="0" wp14:anchorId="00108C2C" wp14:editId="78A7A754">
+          <wp:inline distT="0" distB="0" distL="0" distR="0" wp14:anchorId="00108C2C" wp14:editId="33E95258">
             <wp:extent cx="866775" cy="866775"/>
             <wp:effectExtent l="0" t="0" r="9525" b="9525"/>
             <wp:docPr id="1" name="Picture 1"/>
@@ -303,18 +303,20 @@
           <w:lang w:val="en-US"/>
         </w:rPr>
         <w:drawing>
-          <wp:anchor distT="0" distB="0" distL="114300" distR="114300" simplePos="0" relativeHeight="251658240" behindDoc="0" locked="0" layoutInCell="1" allowOverlap="1" wp14:anchorId="25301B72" wp14:editId="0EABF9F2">
-            <wp:simplePos x="1704975" y="2543175"/>
+          <wp:anchor distT="0" distB="0" distL="114300" distR="114300" simplePos="0" relativeHeight="251658240" behindDoc="0" locked="0" layoutInCell="1" allowOverlap="1" wp14:anchorId="0112092F" wp14:editId="68FB0968">
+            <wp:simplePos x="0" y="0"/>
             <wp:positionH relativeFrom="margin">
               <wp:align>center</wp:align>
             </wp:positionH>
             <wp:positionV relativeFrom="margin">
               <wp:align>bottom</wp:align>
             </wp:positionV>
-            <wp:extent cx="4217035" cy="6713855"/>
-            <wp:effectExtent l="0" t="0" r="0" b="0"/>
+            <wp:extent cx="4320540" cy="6896100"/>
+            <wp:effectExtent l="0" t="0" r="3810" b="0"/>
             <wp:wrapSquare wrapText="bothSides"/>
-            <wp:docPr id="1423332547" name="Picture 1" descr="A screenshot of a computer&#10;&#10;AI-generated content may be incorrect."/>
+            <wp:docPr id="1379228806" name="Picture 1" descr="A screenshot of a computer&#10;&#10;AI-generated content may be incorrect.">
+              <a:hlinkClick xmlns:a="http://schemas.openxmlformats.org/drawingml/2006/main" r:id="rId9"/>
+            </wp:docPr>
             <wp:cNvGraphicFramePr>
               <a:graphicFrameLocks xmlns:a="http://schemas.openxmlformats.org/drawingml/2006/main" noChangeAspect="1"/>
             </wp:cNvGraphicFramePr>
@@ -322,11 +324,13 @@
               <a:graphicData uri="http://schemas.openxmlformats.org/drawingml/2006/picture">
                 <pic:pic xmlns:pic="http://schemas.openxmlformats.org/drawingml/2006/picture">
                   <pic:nvPicPr>
-                    <pic:cNvPr id="1423332547" name="Picture 1" descr="A screenshot of a computer&#10;&#10;AI-generated content may be incorrect."/>
+                    <pic:cNvPr id="1379228806" name="Picture 1" descr="A screenshot of a computer&#10;&#10;AI-generated content may be incorrect.">
+                      <a:hlinkClick r:id="rId9"/>
+                    </pic:cNvPr>
                     <pic:cNvPicPr/>
                   </pic:nvPicPr>
                   <pic:blipFill>
-                    <a:blip r:embed="rId9" cstate="print">
+                    <a:blip r:embed="rId10" cstate="print">
                       <a:extLst>
                         <a:ext uri="{28A0092B-C50C-407E-A947-70E740481C1C}">
                           <a14:useLocalDpi xmlns:a14="http://schemas.microsoft.com/office/drawing/2010/main" val="0"/>
@@ -340,7 +344,7 @@
                   <pic:spPr>
                     <a:xfrm>
                       <a:off x="0" y="0"/>
-                      <a:ext cx="4217035" cy="6713855"/>
+                      <a:ext cx="4320540" cy="6896100"/>
                     </a:xfrm>
                     <a:prstGeom prst="rect">
                       <a:avLst/>
@@ -391,21 +395,8 @@
         <w:t>)</w:t>
       </w:r>
     </w:p>
-    <w:p>
-      <w:pPr>
-        <w:pStyle w:val="ListParagraph"/>
-        <w:spacing w:line="360" w:lineRule="auto"/>
-        <w:ind w:left="1440"/>
-        <w:rPr>
-          <w:color w:val="BFBFBF" w:themeColor="background1" w:themeShade="BF"/>
-          <w:sz w:val="24"/>
-          <w:szCs w:val="24"/>
-          <w:lang w:val="en-US"/>
-        </w:rPr>
-      </w:pPr>
-    </w:p>
     <w:sectPr>
-      <w:footerReference w:type="default" r:id="rId10"/>
+      <w:footerReference w:type="default" r:id="rId11"/>
       <w:pgSz w:w="12240" w:h="15840"/>
       <w:pgMar w:top="720" w:right="720" w:bottom="720" w:left="720" w:header="720" w:footer="720" w:gutter="0"/>
       <w:cols w:space="720"/>
@@ -1809,6 +1800,18 @@
       <w:shd w:val="clear" w:color="auto" w:fill="E1DFDD"/>
     </w:rPr>
   </w:style>
+  <w:style w:type="character" w:styleId="FollowedHyperlink">
+    <w:name w:val="FollowedHyperlink"/>
+    <w:basedOn w:val="DefaultParagraphFont"/>
+    <w:uiPriority w:val="99"/>
+    <w:semiHidden/>
+    <w:unhideWhenUsed/>
+    <w:rsid w:val="0077281B"/>
+    <w:rPr>
+      <w:color w:val="954F72" w:themeColor="followedHyperlink"/>
+      <w:u w:val="single"/>
+    </w:rPr>
+  </w:style>
 </w:styles>
 </file>
 
